--- a/docpac_26270226/docpac_26270226.docx
+++ b/docpac_26270226/docpac_26270226.docx
@@ -343,6 +343,25 @@
               <w:t>Get Hired by a Company</w:t>
             </w:r>
           </w:p>
+          <w:p>
+            <w:pPr>
+              <w:numPr>
+                <w:ilvl w:val="0"/>
+                <w:numId w:val="1"/>
+              </w:numPr>
+              <w:pBdr>
+                <w:top w:val="nil"/>
+                <w:left w:val="nil"/>
+                <w:bottom w:val="nil"/>
+                <w:right w:val="nil"/>
+                <w:between w:val="nil"/>
+              </w:pBdr>
+              <w:ind w:right="240"/>
+            </w:pPr>
+            <w:r>
+              <w:t>NOCTI Meetings</w:t>
+            </w:r>
+          </w:p>
         </w:tc>
         <w:tc>
           <w:tcPr>
@@ -542,8 +561,70 @@
                     <w:rPr>
                       <w:sz w:val="21"/>
                     </w:rPr>
-                    <w:t>All students not in a company.</w:t>
+                    <w:t xml:space="preserve">All students not </w:t>
                   </w:r>
+                  <w:r>
+                    <w:rPr>
+                      <w:sz w:val="21"/>
+                    </w:rPr>
+                    <w:t>listed in the Job Openings document</w:t>
+                  </w:r>
+                </w:p>
+              </w:tc>
+              <w:tc>
+                <w:tcPr>
+                  <w:tcW w:w="1260" w:type="dxa"/>
+                </w:tcPr>
+                <w:p>
+                  <w:pPr>
+                    <w:rPr>
+                      <w:sz w:val="21"/>
+                    </w:rPr>
+                  </w:pPr>
+                </w:p>
+              </w:tc>
+            </w:tr>
+            <w:tr>
+              <w:tc>
+                <w:tcPr>
+                  <w:tcW w:w="2818" w:type="dxa"/>
+                  <w:vAlign w:val="center"/>
+                </w:tcPr>
+                <w:p>
+                  <w:pPr>
+                    <w:rPr>
+                      <w:b/>
+                      <w:sz w:val="21"/>
+                    </w:rPr>
+                  </w:pPr>
+                  <w:r>
+                    <w:rPr>
+                      <w:b/>
+                      <w:sz w:val="21"/>
+                    </w:rPr>
+                    <w:t>NOCTI Meetings</w:t>
+                  </w:r>
+                </w:p>
+              </w:tc>
+              <w:tc>
+                <w:tcPr>
+                  <w:tcW w:w="6162" w:type="dxa"/>
+                  <w:vAlign w:val="center"/>
+                </w:tcPr>
+                <w:p>
+                  <w:pPr>
+                    <w:rPr>
+                      <w:sz w:val="21"/>
+                    </w:rPr>
+                  </w:pPr>
+                  <w:r>
+                    <w:rPr>
+                      <w:sz w:val="21"/>
+                    </w:rPr>
+                    <w:t>All Students</w:t>
+                  </w:r>
+                  <w:bookmarkStart w:id="0" w:name="_GoBack"/>
+                  <w:bookmarkEnd w:id="0"/>
                 </w:p>
               </w:tc>
               <w:tc>
@@ -870,7 +951,19 @@
         </w:tc>
       </w:tr>
     </w:tbl>
+    <w:p/>
     <w:p>
+      <w:pPr>
+        <w:pStyle w:val="Heading1"/>
+      </w:pPr>
+      <w:r>
+        <w:t>NOCTI Meetings</w:t>
+      </w:r>
+    </w:p>
+    <w:p>
+      <w:r>
+        <w:t>The instructor is collecting data about the Pre-NOCTI scores to analyze. During the week, you may be pulled aside to discuss your Pre-NOCTI and identify possible points of improvement.</w:t>
+      </w:r>
       <w:r>
         <w:br w:type="page"/>
       </w:r>
@@ -1739,13 +1832,7 @@
         <w:rPr>
           <w:b/>
         </w:rPr>
-        <w:t>“</w:t>
-      </w:r>
-      <w:r>
-        <w:rPr>
-          <w:b/>
-        </w:rPr>
-        <w:t>Group X must be given additional privileges above and beyond other groups.”</w:t>
+        <w:t>“Group X must be given additional privileges above and beyond other groups.”</w:t>
       </w:r>
     </w:p>
     <w:p>
@@ -2311,8 +2398,6 @@
         </w:rPr>
         <w:t>ur company hired someone, how do you feel about the match?</w:t>
       </w:r>
-      <w:bookmarkStart w:id="0" w:name="_GoBack"/>
-      <w:bookmarkEnd w:id="0"/>
     </w:p>
     <w:tbl>
       <w:tblPr>
@@ -3132,27 +3217,7 @@
                 <w:szCs w:val="22"/>
                 <w:lang w:eastAsia="en-US"/>
               </w:rPr>
-              <w:t xml:space="preserve">What is the quality of your </w:t>
-            </w:r>
-            <w:r>
-              <w:rPr>
-                <w:rFonts w:ascii="Calibri" w:eastAsia="Times New Roman" w:hAnsi="Calibri" w:cs="Calibri"/>
-                <w:color w:val="000000"/>
-                <w:sz w:val="22"/>
-                <w:szCs w:val="22"/>
-                <w:lang w:eastAsia="en-US"/>
-              </w:rPr>
-              <w:t xml:space="preserve">resume </w:t>
-            </w:r>
-            <w:r>
-              <w:rPr>
-                <w:rFonts w:ascii="Calibri" w:eastAsia="Times New Roman" w:hAnsi="Calibri" w:cs="Calibri"/>
-                <w:color w:val="000000"/>
-                <w:sz w:val="22"/>
-                <w:szCs w:val="22"/>
-                <w:lang w:eastAsia="en-US"/>
-              </w:rPr>
-              <w:t>sent to companies?</w:t>
+              <w:t>What is the quality of your resume sent to companies?</w:t>
             </w:r>
           </w:p>
         </w:tc>
@@ -3257,27 +3322,7 @@
                 <w:szCs w:val="22"/>
                 <w:lang w:eastAsia="en-US"/>
               </w:rPr>
-              <w:t xml:space="preserve">What is the quality of your </w:t>
-            </w:r>
-            <w:r>
-              <w:rPr>
-                <w:rFonts w:ascii="Calibri" w:eastAsia="Times New Roman" w:hAnsi="Calibri" w:cs="Calibri"/>
-                <w:color w:val="000000"/>
-                <w:sz w:val="22"/>
-                <w:szCs w:val="22"/>
-                <w:lang w:eastAsia="en-US"/>
-              </w:rPr>
-              <w:t xml:space="preserve">portfolio </w:t>
-            </w:r>
-            <w:r>
-              <w:rPr>
-                <w:rFonts w:ascii="Calibri" w:eastAsia="Times New Roman" w:hAnsi="Calibri" w:cs="Calibri"/>
-                <w:color w:val="000000"/>
-                <w:sz w:val="22"/>
-                <w:szCs w:val="22"/>
-                <w:lang w:eastAsia="en-US"/>
-              </w:rPr>
-              <w:t>sent to companies?</w:t>
+              <w:t>What is the quality of your portfolio sent to companies?</w:t>
             </w:r>
           </w:p>
         </w:tc>
@@ -9436,12 +9481,9 @@
 </file>
 
 <file path=customXml/item1.xml><?xml version="1.0" encoding="utf-8"?>
-<?mso-contentType ?>
-<FormTemplates xmlns="http://schemas.microsoft.com/sharepoint/v3/contenttype/forms">
-  <Display>DocumentLibraryForm</Display>
-  <Edit>DocumentLibraryForm</Edit>
-  <New>DocumentLibraryForm</New>
-</FormTemplates>
+<p:properties xmlns:p="http://schemas.microsoft.com/office/2006/metadata/properties" xmlns:xsi="http://www.w3.org/2001/XMLSchema-instance" xmlns:pc="http://schemas.microsoft.com/office/infopath/2007/PartnerControls">
+  <documentManagement/>
+</p:properties>
 </file>
 
 <file path=customXml/item2.xml><?xml version="1.0" encoding="utf-8"?>
@@ -9674,9 +9716,12 @@
 </file>
 
 <file path=customXml/item3.xml><?xml version="1.0" encoding="utf-8"?>
-<p:properties xmlns:p="http://schemas.microsoft.com/office/2006/metadata/properties" xmlns:xsi="http://www.w3.org/2001/XMLSchema-instance" xmlns:pc="http://schemas.microsoft.com/office/infopath/2007/PartnerControls">
-  <documentManagement/>
-</p:properties>
+<?mso-contentType ?>
+<FormTemplates xmlns="http://schemas.microsoft.com/sharepoint/v3/contenttype/forms">
+  <Display>DocumentLibraryForm</Display>
+  <Edit>DocumentLibraryForm</Edit>
+  <New>DocumentLibraryForm</New>
+</FormTemplates>
 </file>
 
 <file path=customXml/item4.xml><?xml version="1.0" encoding="utf-8"?>
@@ -9684,9 +9729,10 @@
 </file>
 
 <file path=customXml/itemProps1.xml><?xml version="1.0" encoding="utf-8"?>
-<ds:datastoreItem xmlns:ds="http://schemas.openxmlformats.org/officeDocument/2006/customXml" ds:itemID="{7BFD71E4-33D5-445D-9CFC-21F1C7989C0E}">
+<ds:datastoreItem xmlns:ds="http://schemas.openxmlformats.org/officeDocument/2006/customXml" ds:itemID="{1A5F5AF1-B05B-4704-B970-F66948F444EC}">
   <ds:schemaRefs>
-    <ds:schemaRef ds:uri="http://schemas.microsoft.com/sharepoint/v3/contenttype/forms"/>
+    <ds:schemaRef ds:uri="http://schemas.microsoft.com/office/2006/metadata/properties"/>
+    <ds:schemaRef ds:uri="http://schemas.microsoft.com/office/infopath/2007/PartnerControls"/>
   </ds:schemaRefs>
 </ds:datastoreItem>
 </file>
@@ -9711,16 +9757,15 @@
 </file>
 
 <file path=customXml/itemProps3.xml><?xml version="1.0" encoding="utf-8"?>
-<ds:datastoreItem xmlns:ds="http://schemas.openxmlformats.org/officeDocument/2006/customXml" ds:itemID="{1A5F5AF1-B05B-4704-B970-F66948F444EC}">
+<ds:datastoreItem xmlns:ds="http://schemas.openxmlformats.org/officeDocument/2006/customXml" ds:itemID="{7BFD71E4-33D5-445D-9CFC-21F1C7989C0E}">
   <ds:schemaRefs>
-    <ds:schemaRef ds:uri="http://schemas.microsoft.com/office/2006/metadata/properties"/>
-    <ds:schemaRef ds:uri="http://schemas.microsoft.com/office/infopath/2007/PartnerControls"/>
+    <ds:schemaRef ds:uri="http://schemas.microsoft.com/sharepoint/v3/contenttype/forms"/>
   </ds:schemaRefs>
 </ds:datastoreItem>
 </file>
 
 <file path=customXml/itemProps4.xml><?xml version="1.0" encoding="utf-8"?>
-<ds:datastoreItem xmlns:ds="http://schemas.openxmlformats.org/officeDocument/2006/customXml" ds:itemID="{D4710250-5FBB-4885-A7D1-E08CAC26B9B8}">
+<ds:datastoreItem xmlns:ds="http://schemas.openxmlformats.org/officeDocument/2006/customXml" ds:itemID="{BD598E03-D9ED-44F3-8ED6-9CF1D4D5A454}">
   <ds:schemaRefs>
     <ds:schemaRef ds:uri="http://schemas.openxmlformats.org/officeDocument/2006/bibliography"/>
   </ds:schemaRefs>
